--- a/Jenkins_Docker.docx
+++ b/Jenkins_Docker.docx
@@ -241,231 +241,741 @@
     </w:p>
     <w:p>
       <w:r>
-        <w:t xml:space="preserve">  Go to the official </w:t>
-      </w:r>
-      <w:hyperlink r:id="rId7" w:tgtFrame="_blank" w:history="1">
+        <w:t xml:space="preserve">Go to this website </w:t>
+      </w:r>
+      <w:hyperlink r:id="rId7" w:history="1">
         <w:r>
           <w:rPr>
             <w:rStyle w:val="Hyperlink"/>
           </w:rPr>
-          <w:t>Jenkins website</w:t>
+          <w:t>Download and deploy</w:t>
         </w:r>
       </w:hyperlink>
       <w:r>
-        <w:t xml:space="preserve"> and download the </w:t>
-      </w:r>
-      <w:r>
-        <w:rPr>
-          <w:b/>
-          <w:bCs/>
-        </w:rPr>
-        <w:t>Windows LTS (Long-Term Support)</w:t>
-      </w:r>
-      <w:r>
-        <w:t xml:space="preserve"> installer package.</w:t>
-      </w:r>
-    </w:p>
-    <w:p>
-      <w:r>
-        <w:t xml:space="preserve">  Double-click the downloaded .msi file to launch the Setup Wizard and click </w:t>
-      </w:r>
-      <w:r>
-        <w:rPr>
-          <w:b/>
-          <w:bCs/>
-        </w:rPr>
-        <w:t>Next</w:t>
-      </w:r>
-      <w:r>
-        <w:t>.</w:t>
-      </w:r>
-    </w:p>
-    <w:p>
-      <w:r>
-        <w:t xml:space="preserve">  Choose your destination folder (default is usually fine) and click </w:t>
-      </w:r>
-      <w:r>
-        <w:rPr>
-          <w:b/>
-          <w:bCs/>
-        </w:rPr>
-        <w:t>Next</w:t>
-      </w:r>
-      <w:r>
-        <w:t>.</w:t>
-      </w:r>
-    </w:p>
-    <w:p>
-      <w:r>
-        <w:t xml:space="preserve">  Select </w:t>
-      </w:r>
-      <w:r>
-        <w:rPr>
-          <w:b/>
-          <w:bCs/>
-        </w:rPr>
-        <w:t>Run service as Local System</w:t>
-      </w:r>
-      <w:r>
-        <w:t xml:space="preserve"> (or provide local/domain user credentials if preferred) and click </w:t>
-      </w:r>
-      <w:r>
-        <w:rPr>
-          <w:b/>
-          <w:bCs/>
-        </w:rPr>
-        <w:t>Next</w:t>
-      </w:r>
-      <w:r>
-        <w:t>.</w:t>
-      </w:r>
-    </w:p>
-    <w:p>
-      <w:r>
+        <w:t xml:space="preserve">  and scroll down and click on windows icon.</w:t>
+      </w:r>
+    </w:p>
+    <w:p>
+      <w:r>
+        <w:rPr>
+          <w:noProof/>
+        </w:rPr>
         <w:lastRenderedPageBreak/>
-        <w:t xml:space="preserve">  Point the installer to your installed </w:t>
-      </w:r>
-      <w:r>
-        <w:rPr>
-          <w:b/>
-          <w:bCs/>
-        </w:rPr>
-        <w:t>Java JDK</w:t>
-      </w:r>
-      <w:r>
-        <w:t xml:space="preserve"> directory (e.g., C:\Program Files\Java\jdk-21) when prompted, then click </w:t>
-      </w:r>
-      <w:r>
-        <w:rPr>
-          <w:b/>
-          <w:bCs/>
-        </w:rPr>
-        <w:t>Next</w:t>
-      </w:r>
-      <w:r>
-        <w:t>.</w:t>
-      </w:r>
-    </w:p>
-    <w:p>
-      <w:r>
-        <w:t xml:space="preserve">  Proceed through the custom setup options and click </w:t>
-      </w:r>
-      <w:r>
-        <w:rPr>
-          <w:b/>
-          <w:bCs/>
-        </w:rPr>
-        <w:t>Install</w:t>
-      </w:r>
-      <w:r>
-        <w:t xml:space="preserve">. Click </w:t>
-      </w:r>
-      <w:r>
-        <w:rPr>
-          <w:b/>
-          <w:bCs/>
-        </w:rPr>
-        <w:t>Yes</w:t>
-      </w:r>
-      <w:r>
-        <w:t xml:space="preserve"> if Windows prompts you for permission.</w:t>
-      </w:r>
-    </w:p>
-    <w:p>
-      <w:r>
-        <w:t xml:space="preserve">  Click </w:t>
-      </w:r>
-      <w:r>
-        <w:rPr>
-          <w:b/>
-          <w:bCs/>
-        </w:rPr>
-        <w:t>Finish</w:t>
-      </w:r>
-      <w:r>
-        <w:t xml:space="preserve"> when the installation completes</w:t>
-      </w:r>
-    </w:p>
-    <w:p>
-      <w:pPr>
-        <w:rPr>
-          <w:b/>
-          <w:bCs/>
-        </w:rPr>
-      </w:pPr>
-      <w:r>
-        <w:rPr>
-          <w:b/>
-          <w:bCs/>
-        </w:rPr>
-        <w:t>First-Time Unlock and Setup</w:t>
-      </w:r>
-    </w:p>
-    <w:p>
-      <w:pPr>
-        <w:numPr>
-          <w:ilvl w:val="0"/>
-          <w:numId w:val="11"/>
-        </w:numPr>
-      </w:pPr>
-      <w:r>
-        <w:t>Open your web browser and go to http://localhost:8080.</w:t>
-      </w:r>
-    </w:p>
-    <w:p>
-      <w:pPr>
-        <w:numPr>
-          <w:ilvl w:val="0"/>
-          <w:numId w:val="11"/>
-        </w:numPr>
-      </w:pPr>
-      <w:r>
-        <w:t>Retrieve your initial admin password by navigating to C:\Program Files\Jenkins\secrets\initialAdminPassword (or check the jenkins.err log file) using File Explorer or a text editor.</w:t>
-      </w:r>
-    </w:p>
-    <w:p>
-      <w:pPr>
-        <w:numPr>
-          <w:ilvl w:val="0"/>
-          <w:numId w:val="11"/>
-        </w:numPr>
-      </w:pPr>
-      <w:r>
-        <w:t>Paste the password into the browser prompt to unlock Jenkins.</w:t>
-      </w:r>
-    </w:p>
-    <w:p>
-      <w:pPr>
-        <w:numPr>
-          <w:ilvl w:val="0"/>
-          <w:numId w:val="11"/>
-        </w:numPr>
-      </w:pPr>
-      <w:r>
-        <w:t xml:space="preserve">Choose </w:t>
-      </w:r>
-      <w:r>
-        <w:rPr>
-          <w:b/>
-          <w:bCs/>
-        </w:rPr>
-        <w:t>Install suggested plugins</w:t>
-      </w:r>
-      <w:r>
-        <w:t xml:space="preserve"> to complete the standard feature setup.</w:t>
-      </w:r>
-    </w:p>
-    <w:p>
-      <w:pPr>
-        <w:numPr>
-          <w:ilvl w:val="0"/>
-          <w:numId w:val="11"/>
-        </w:numPr>
-      </w:pPr>
-      <w:r>
-        <w:t>Create your first administrative user account and save your Jenkins URL to start using the dashboard.</w:t>
-      </w:r>
-    </w:p>
+        <w:drawing>
+          <wp:inline distT="0" distB="0" distL="0" distR="0" wp14:anchorId="11CB0D58" wp14:editId="35CBB40C">
+            <wp:extent cx="5943600" cy="3346450"/>
+            <wp:effectExtent l="0" t="0" r="0" b="6350"/>
+            <wp:docPr id="1" name="Picture 1"/>
+            <wp:cNvGraphicFramePr>
+              <a:graphicFrameLocks xmlns:a="http://schemas.openxmlformats.org/drawingml/2006/main" noChangeAspect="1"/>
+            </wp:cNvGraphicFramePr>
+            <a:graphic xmlns:a="http://schemas.openxmlformats.org/drawingml/2006/main">
+              <a:graphicData uri="http://schemas.openxmlformats.org/drawingml/2006/picture">
+                <pic:pic xmlns:pic="http://schemas.openxmlformats.org/drawingml/2006/picture">
+                  <pic:nvPicPr>
+                    <pic:cNvPr id="1" name=""/>
+                    <pic:cNvPicPr/>
+                  </pic:nvPicPr>
+                  <pic:blipFill>
+                    <a:blip r:embed="rId8"/>
+                    <a:stretch>
+                      <a:fillRect/>
+                    </a:stretch>
+                  </pic:blipFill>
+                  <pic:spPr>
+                    <a:xfrm>
+                      <a:off x="0" y="0"/>
+                      <a:ext cx="5943600" cy="3346450"/>
+                    </a:xfrm>
+                    <a:prstGeom prst="rect">
+                      <a:avLst/>
+                    </a:prstGeom>
+                  </pic:spPr>
+                </pic:pic>
+              </a:graphicData>
+            </a:graphic>
+          </wp:inline>
+        </w:drawing>
+      </w:r>
+    </w:p>
+    <w:p>
+      <w:r>
+        <w:t>Once the Jenkins Installer is downloaded, Double click on it</w:t>
+      </w:r>
+    </w:p>
+    <w:p>
+      <w:r>
+        <w:rPr>
+          <w:noProof/>
+        </w:rPr>
+        <w:drawing>
+          <wp:inline distT="0" distB="0" distL="0" distR="0" wp14:anchorId="62C70A59" wp14:editId="08E4D7F2">
+            <wp:extent cx="4667901" cy="3658111"/>
+            <wp:effectExtent l="0" t="0" r="0" b="0"/>
+            <wp:docPr id="2" name="Picture 2"/>
+            <wp:cNvGraphicFramePr>
+              <a:graphicFrameLocks xmlns:a="http://schemas.openxmlformats.org/drawingml/2006/main" noChangeAspect="1"/>
+            </wp:cNvGraphicFramePr>
+            <a:graphic xmlns:a="http://schemas.openxmlformats.org/drawingml/2006/main">
+              <a:graphicData uri="http://schemas.openxmlformats.org/drawingml/2006/picture">
+                <pic:pic xmlns:pic="http://schemas.openxmlformats.org/drawingml/2006/picture">
+                  <pic:nvPicPr>
+                    <pic:cNvPr id="1" name=""/>
+                    <pic:cNvPicPr/>
+                  </pic:nvPicPr>
+                  <pic:blipFill>
+                    <a:blip r:embed="rId9"/>
+                    <a:stretch>
+                      <a:fillRect/>
+                    </a:stretch>
+                  </pic:blipFill>
+                  <pic:spPr>
+                    <a:xfrm>
+                      <a:off x="0" y="0"/>
+                      <a:ext cx="4667901" cy="3658111"/>
+                    </a:xfrm>
+                    <a:prstGeom prst="rect">
+                      <a:avLst/>
+                    </a:prstGeom>
+                  </pic:spPr>
+                </pic:pic>
+              </a:graphicData>
+            </a:graphic>
+          </wp:inline>
+        </w:drawing>
+      </w:r>
+    </w:p>
+    <w:p>
+      <w:r>
+        <w:t>Click On Next</w:t>
+      </w:r>
+    </w:p>
+    <w:p>
+      <w:r>
+        <w:rPr>
+          <w:noProof/>
+        </w:rPr>
+        <w:lastRenderedPageBreak/>
+        <w:drawing>
+          <wp:inline distT="0" distB="0" distL="0" distR="0" wp14:anchorId="4E3D09B3" wp14:editId="16A9E701">
+            <wp:extent cx="4677428" cy="3677163"/>
+            <wp:effectExtent l="0" t="0" r="8890" b="0"/>
+            <wp:docPr id="3" name="Picture 3"/>
+            <wp:cNvGraphicFramePr>
+              <a:graphicFrameLocks xmlns:a="http://schemas.openxmlformats.org/drawingml/2006/main" noChangeAspect="1"/>
+            </wp:cNvGraphicFramePr>
+            <a:graphic xmlns:a="http://schemas.openxmlformats.org/drawingml/2006/main">
+              <a:graphicData uri="http://schemas.openxmlformats.org/drawingml/2006/picture">
+                <pic:pic xmlns:pic="http://schemas.openxmlformats.org/drawingml/2006/picture">
+                  <pic:nvPicPr>
+                    <pic:cNvPr id="1" name=""/>
+                    <pic:cNvPicPr/>
+                  </pic:nvPicPr>
+                  <pic:blipFill>
+                    <a:blip r:embed="rId10"/>
+                    <a:stretch>
+                      <a:fillRect/>
+                    </a:stretch>
+                  </pic:blipFill>
+                  <pic:spPr>
+                    <a:xfrm>
+                      <a:off x="0" y="0"/>
+                      <a:ext cx="4677428" cy="3677163"/>
+                    </a:xfrm>
+                    <a:prstGeom prst="rect">
+                      <a:avLst/>
+                    </a:prstGeom>
+                  </pic:spPr>
+                </pic:pic>
+              </a:graphicData>
+            </a:graphic>
+          </wp:inline>
+        </w:drawing>
+      </w:r>
+    </w:p>
+    <w:p>
+      <w:r>
+        <w:t>Click On Next</w:t>
+      </w:r>
+    </w:p>
+    <w:p>
+      <w:r>
+        <w:rPr>
+          <w:noProof/>
+        </w:rPr>
+        <w:drawing>
+          <wp:inline distT="0" distB="0" distL="0" distR="0" wp14:anchorId="0F0FD613" wp14:editId="6D946008">
+            <wp:extent cx="4686954" cy="3677163"/>
+            <wp:effectExtent l="0" t="0" r="0" b="0"/>
+            <wp:docPr id="4" name="Picture 4"/>
+            <wp:cNvGraphicFramePr>
+              <a:graphicFrameLocks xmlns:a="http://schemas.openxmlformats.org/drawingml/2006/main" noChangeAspect="1"/>
+            </wp:cNvGraphicFramePr>
+            <a:graphic xmlns:a="http://schemas.openxmlformats.org/drawingml/2006/main">
+              <a:graphicData uri="http://schemas.openxmlformats.org/drawingml/2006/picture">
+                <pic:pic xmlns:pic="http://schemas.openxmlformats.org/drawingml/2006/picture">
+                  <pic:nvPicPr>
+                    <pic:cNvPr id="1" name=""/>
+                    <pic:cNvPicPr/>
+                  </pic:nvPicPr>
+                  <pic:blipFill>
+                    <a:blip r:embed="rId11"/>
+                    <a:stretch>
+                      <a:fillRect/>
+                    </a:stretch>
+                  </pic:blipFill>
+                  <pic:spPr>
+                    <a:xfrm>
+                      <a:off x="0" y="0"/>
+                      <a:ext cx="4686954" cy="3677163"/>
+                    </a:xfrm>
+                    <a:prstGeom prst="rect">
+                      <a:avLst/>
+                    </a:prstGeom>
+                  </pic:spPr>
+                </pic:pic>
+              </a:graphicData>
+            </a:graphic>
+          </wp:inline>
+        </w:drawing>
+      </w:r>
+    </w:p>
+    <w:p>
+      <w:r>
+        <w:t>Select  Run service as LocalSystem and click Next</w:t>
+      </w:r>
+    </w:p>
+    <w:p>
+      <w:r>
+        <w:rPr>
+          <w:noProof/>
+        </w:rPr>
+        <w:lastRenderedPageBreak/>
+        <w:drawing>
+          <wp:inline distT="0" distB="0" distL="0" distR="0" wp14:anchorId="7034F788" wp14:editId="3B091A83">
+            <wp:extent cx="4686954" cy="3648584"/>
+            <wp:effectExtent l="0" t="0" r="0" b="9525"/>
+            <wp:docPr id="5" name="Picture 5"/>
+            <wp:cNvGraphicFramePr>
+              <a:graphicFrameLocks xmlns:a="http://schemas.openxmlformats.org/drawingml/2006/main" noChangeAspect="1"/>
+            </wp:cNvGraphicFramePr>
+            <a:graphic xmlns:a="http://schemas.openxmlformats.org/drawingml/2006/main">
+              <a:graphicData uri="http://schemas.openxmlformats.org/drawingml/2006/picture">
+                <pic:pic xmlns:pic="http://schemas.openxmlformats.org/drawingml/2006/picture">
+                  <pic:nvPicPr>
+                    <pic:cNvPr id="1" name=""/>
+                    <pic:cNvPicPr/>
+                  </pic:nvPicPr>
+                  <pic:blipFill>
+                    <a:blip r:embed="rId12"/>
+                    <a:stretch>
+                      <a:fillRect/>
+                    </a:stretch>
+                  </pic:blipFill>
+                  <pic:spPr>
+                    <a:xfrm>
+                      <a:off x="0" y="0"/>
+                      <a:ext cx="4686954" cy="3648584"/>
+                    </a:xfrm>
+                    <a:prstGeom prst="rect">
+                      <a:avLst/>
+                    </a:prstGeom>
+                  </pic:spPr>
+                </pic:pic>
+              </a:graphicData>
+            </a:graphic>
+          </wp:inline>
+        </w:drawing>
+      </w:r>
+    </w:p>
+    <w:p>
+      <w:r>
+        <w:t>8080 port should be mentioned , Click on Test Port and Then Next.</w:t>
+      </w:r>
+    </w:p>
+    <w:p>
+      <w:r>
+        <w:rPr>
+          <w:noProof/>
+        </w:rPr>
+        <w:drawing>
+          <wp:inline distT="0" distB="0" distL="0" distR="0" wp14:anchorId="674AE20A" wp14:editId="3ECE7A4A">
+            <wp:extent cx="4686954" cy="3639058"/>
+            <wp:effectExtent l="0" t="0" r="0" b="0"/>
+            <wp:docPr id="6" name="Picture 6"/>
+            <wp:cNvGraphicFramePr>
+              <a:graphicFrameLocks xmlns:a="http://schemas.openxmlformats.org/drawingml/2006/main" noChangeAspect="1"/>
+            </wp:cNvGraphicFramePr>
+            <a:graphic xmlns:a="http://schemas.openxmlformats.org/drawingml/2006/main">
+              <a:graphicData uri="http://schemas.openxmlformats.org/drawingml/2006/picture">
+                <pic:pic xmlns:pic="http://schemas.openxmlformats.org/drawingml/2006/picture">
+                  <pic:nvPicPr>
+                    <pic:cNvPr id="1" name=""/>
+                    <pic:cNvPicPr/>
+                  </pic:nvPicPr>
+                  <pic:blipFill>
+                    <a:blip r:embed="rId13"/>
+                    <a:stretch>
+                      <a:fillRect/>
+                    </a:stretch>
+                  </pic:blipFill>
+                  <pic:spPr>
+                    <a:xfrm>
+                      <a:off x="0" y="0"/>
+                      <a:ext cx="4686954" cy="3639058"/>
+                    </a:xfrm>
+                    <a:prstGeom prst="rect">
+                      <a:avLst/>
+                    </a:prstGeom>
+                  </pic:spPr>
+                </pic:pic>
+              </a:graphicData>
+            </a:graphic>
+          </wp:inline>
+        </w:drawing>
+      </w:r>
+    </w:p>
+    <w:p>
+      <w:r>
+        <w:t>Browse and select path above change option  as c:\Program Files\Java\jdk-21\</w:t>
+      </w:r>
+    </w:p>
+    <w:p>
+      <w:r>
+        <w:rPr>
+          <w:noProof/>
+        </w:rPr>
+        <w:lastRenderedPageBreak/>
+        <w:drawing>
+          <wp:inline distT="0" distB="0" distL="0" distR="0" wp14:anchorId="12364EDD" wp14:editId="487C2FEE">
+            <wp:extent cx="4648849" cy="3677163"/>
+            <wp:effectExtent l="0" t="0" r="0" b="0"/>
+            <wp:docPr id="7" name="Picture 7"/>
+            <wp:cNvGraphicFramePr>
+              <a:graphicFrameLocks xmlns:a="http://schemas.openxmlformats.org/drawingml/2006/main" noChangeAspect="1"/>
+            </wp:cNvGraphicFramePr>
+            <a:graphic xmlns:a="http://schemas.openxmlformats.org/drawingml/2006/main">
+              <a:graphicData uri="http://schemas.openxmlformats.org/drawingml/2006/picture">
+                <pic:pic xmlns:pic="http://schemas.openxmlformats.org/drawingml/2006/picture">
+                  <pic:nvPicPr>
+                    <pic:cNvPr id="1" name=""/>
+                    <pic:cNvPicPr/>
+                  </pic:nvPicPr>
+                  <pic:blipFill>
+                    <a:blip r:embed="rId14"/>
+                    <a:stretch>
+                      <a:fillRect/>
+                    </a:stretch>
+                  </pic:blipFill>
+                  <pic:spPr>
+                    <a:xfrm>
+                      <a:off x="0" y="0"/>
+                      <a:ext cx="4648849" cy="3677163"/>
+                    </a:xfrm>
+                    <a:prstGeom prst="rect">
+                      <a:avLst/>
+                    </a:prstGeom>
+                  </pic:spPr>
+                </pic:pic>
+              </a:graphicData>
+            </a:graphic>
+          </wp:inline>
+        </w:drawing>
+      </w:r>
+    </w:p>
+    <w:p>
+      <w:r>
+        <w:t>Click On Next</w:t>
+      </w:r>
+    </w:p>
+    <w:p>
+      <w:r>
+        <w:rPr>
+          <w:noProof/>
+        </w:rPr>
+        <w:drawing>
+          <wp:inline distT="0" distB="0" distL="0" distR="0" wp14:anchorId="5F47876A" wp14:editId="5622D210">
+            <wp:extent cx="4706007" cy="3667637"/>
+            <wp:effectExtent l="0" t="0" r="0" b="9525"/>
+            <wp:docPr id="8" name="Picture 8"/>
+            <wp:cNvGraphicFramePr>
+              <a:graphicFrameLocks xmlns:a="http://schemas.openxmlformats.org/drawingml/2006/main" noChangeAspect="1"/>
+            </wp:cNvGraphicFramePr>
+            <a:graphic xmlns:a="http://schemas.openxmlformats.org/drawingml/2006/main">
+              <a:graphicData uri="http://schemas.openxmlformats.org/drawingml/2006/picture">
+                <pic:pic xmlns:pic="http://schemas.openxmlformats.org/drawingml/2006/picture">
+                  <pic:nvPicPr>
+                    <pic:cNvPr id="1" name=""/>
+                    <pic:cNvPicPr/>
+                  </pic:nvPicPr>
+                  <pic:blipFill>
+                    <a:blip r:embed="rId15"/>
+                    <a:stretch>
+                      <a:fillRect/>
+                    </a:stretch>
+                  </pic:blipFill>
+                  <pic:spPr>
+                    <a:xfrm>
+                      <a:off x="0" y="0"/>
+                      <a:ext cx="4706007" cy="3667637"/>
+                    </a:xfrm>
+                    <a:prstGeom prst="rect">
+                      <a:avLst/>
+                    </a:prstGeom>
+                  </pic:spPr>
+                </pic:pic>
+              </a:graphicData>
+            </a:graphic>
+          </wp:inline>
+        </w:drawing>
+      </w:r>
+    </w:p>
+    <w:p>
+      <w:r>
+        <w:t>Click On Install</w:t>
+      </w:r>
+    </w:p>
+    <w:p>
+      <w:r>
+        <w:rPr>
+          <w:noProof/>
+        </w:rPr>
+        <w:lastRenderedPageBreak/>
+        <w:drawing>
+          <wp:inline distT="0" distB="0" distL="0" distR="0" wp14:anchorId="10E18083" wp14:editId="360BED1E">
+            <wp:extent cx="4696480" cy="3639058"/>
+            <wp:effectExtent l="0" t="0" r="0" b="0"/>
+            <wp:docPr id="9" name="Picture 9"/>
+            <wp:cNvGraphicFramePr>
+              <a:graphicFrameLocks xmlns:a="http://schemas.openxmlformats.org/drawingml/2006/main" noChangeAspect="1"/>
+            </wp:cNvGraphicFramePr>
+            <a:graphic xmlns:a="http://schemas.openxmlformats.org/drawingml/2006/main">
+              <a:graphicData uri="http://schemas.openxmlformats.org/drawingml/2006/picture">
+                <pic:pic xmlns:pic="http://schemas.openxmlformats.org/drawingml/2006/picture">
+                  <pic:nvPicPr>
+                    <pic:cNvPr id="1" name=""/>
+                    <pic:cNvPicPr/>
+                  </pic:nvPicPr>
+                  <pic:blipFill>
+                    <a:blip r:embed="rId16"/>
+                    <a:stretch>
+                      <a:fillRect/>
+                    </a:stretch>
+                  </pic:blipFill>
+                  <pic:spPr>
+                    <a:xfrm>
+                      <a:off x="0" y="0"/>
+                      <a:ext cx="4696480" cy="3639058"/>
+                    </a:xfrm>
+                    <a:prstGeom prst="rect">
+                      <a:avLst/>
+                    </a:prstGeom>
+                  </pic:spPr>
+                </pic:pic>
+              </a:graphicData>
+            </a:graphic>
+          </wp:inline>
+        </w:drawing>
+      </w:r>
+    </w:p>
+    <w:p>
+      <w:r>
+        <w:t>Click On Finish.</w:t>
+      </w:r>
+    </w:p>
+    <w:p>
+      <w:r>
+        <w:t>Verify the installation of Jenkins and its service is running.</w:t>
+      </w:r>
+    </w:p>
+    <w:p>
+      <w:r>
+        <w:t>Click on windows and type services and search for Jenkins, It should be in Running State.</w:t>
+      </w:r>
+    </w:p>
+    <w:p>
+      <w:r>
+        <w:rPr>
+          <w:noProof/>
+        </w:rPr>
+        <w:lastRenderedPageBreak/>
+        <w:drawing>
+          <wp:inline distT="0" distB="0" distL="0" distR="0" wp14:anchorId="02947557" wp14:editId="14662B21">
+            <wp:extent cx="5943600" cy="4372610"/>
+            <wp:effectExtent l="0" t="0" r="0" b="8890"/>
+            <wp:docPr id="10" name="Picture 10"/>
+            <wp:cNvGraphicFramePr>
+              <a:graphicFrameLocks xmlns:a="http://schemas.openxmlformats.org/drawingml/2006/main" noChangeAspect="1"/>
+            </wp:cNvGraphicFramePr>
+            <a:graphic xmlns:a="http://schemas.openxmlformats.org/drawingml/2006/main">
+              <a:graphicData uri="http://schemas.openxmlformats.org/drawingml/2006/picture">
+                <pic:pic xmlns:pic="http://schemas.openxmlformats.org/drawingml/2006/picture">
+                  <pic:nvPicPr>
+                    <pic:cNvPr id="1" name=""/>
+                    <pic:cNvPicPr/>
+                  </pic:nvPicPr>
+                  <pic:blipFill>
+                    <a:blip r:embed="rId17"/>
+                    <a:stretch>
+                      <a:fillRect/>
+                    </a:stretch>
+                  </pic:blipFill>
+                  <pic:spPr>
+                    <a:xfrm>
+                      <a:off x="0" y="0"/>
+                      <a:ext cx="5943600" cy="4372610"/>
+                    </a:xfrm>
+                    <a:prstGeom prst="rect">
+                      <a:avLst/>
+                    </a:prstGeom>
+                  </pic:spPr>
+                </pic:pic>
+              </a:graphicData>
+            </a:graphic>
+          </wp:inline>
+        </w:drawing>
+      </w:r>
+    </w:p>
+    <w:p/>
+    <w:p>
+      <w:r>
+        <w:t>Now Open Browser and type as below</w:t>
+      </w:r>
+    </w:p>
+    <w:p>
+      <w:r>
+        <w:rPr>
+          <w:rFonts w:ascii="Segoe UI" w:hAnsi="Segoe UI" w:cs="Segoe UI"/>
+          <w:color w:val="F0F0F4"/>
+          <w:shd w:val="clear" w:color="auto" w:fill="16161D"/>
+        </w:rPr>
+        <w:t>Browse to </w:t>
+      </w:r>
+      <w:r>
+        <w:rPr>
+          <w:rStyle w:val="HTMLCode"/>
+          <w:rFonts w:ascii="Consolas" w:eastAsiaTheme="minorHAnsi" w:hAnsi="Consolas"/>
+          <w:sz w:val="21"/>
+          <w:szCs w:val="21"/>
+          <w:shd w:val="clear" w:color="auto" w:fill="16161D"/>
+        </w:rPr>
+        <w:t>http://localhost:8080</w:t>
+      </w:r>
+    </w:p>
+    <w:p>
+      <w:r>
+        <w:rPr>
+          <w:noProof/>
+        </w:rPr>
+        <w:lastRenderedPageBreak/>
+        <w:drawing>
+          <wp:inline distT="0" distB="0" distL="0" distR="0" wp14:anchorId="2E913E06" wp14:editId="15053D08">
+            <wp:extent cx="5943600" cy="5026025"/>
+            <wp:effectExtent l="0" t="0" r="0" b="3175"/>
+            <wp:docPr id="11" name="Picture 11"/>
+            <wp:cNvGraphicFramePr>
+              <a:graphicFrameLocks xmlns:a="http://schemas.openxmlformats.org/drawingml/2006/main" noChangeAspect="1"/>
+            </wp:cNvGraphicFramePr>
+            <a:graphic xmlns:a="http://schemas.openxmlformats.org/drawingml/2006/main">
+              <a:graphicData uri="http://schemas.openxmlformats.org/drawingml/2006/picture">
+                <pic:pic xmlns:pic="http://schemas.openxmlformats.org/drawingml/2006/picture">
+                  <pic:nvPicPr>
+                    <pic:cNvPr id="1" name=""/>
+                    <pic:cNvPicPr/>
+                  </pic:nvPicPr>
+                  <pic:blipFill>
+                    <a:blip r:embed="rId18"/>
+                    <a:stretch>
+                      <a:fillRect/>
+                    </a:stretch>
+                  </pic:blipFill>
+                  <pic:spPr>
+                    <a:xfrm>
+                      <a:off x="0" y="0"/>
+                      <a:ext cx="5943600" cy="5026025"/>
+                    </a:xfrm>
+                    <a:prstGeom prst="rect">
+                      <a:avLst/>
+                    </a:prstGeom>
+                  </pic:spPr>
+                </pic:pic>
+              </a:graphicData>
+            </a:graphic>
+          </wp:inline>
+        </w:drawing>
+      </w:r>
+    </w:p>
+    <w:p>
+      <w:r>
+        <w:t>Copy the password from the mentioned File and enter it in Administrator password.</w:t>
+      </w:r>
+    </w:p>
+    <w:p>
+      <w:r>
+        <w:t>And click continue</w:t>
+      </w:r>
+    </w:p>
+    <w:p>
+      <w:r>
+        <w:rPr>
+          <w:noProof/>
+        </w:rPr>
+        <w:lastRenderedPageBreak/>
+        <w:drawing>
+          <wp:inline distT="0" distB="0" distL="0" distR="0" wp14:anchorId="05030F03" wp14:editId="616394EB">
+            <wp:extent cx="5943600" cy="4719320"/>
+            <wp:effectExtent l="0" t="0" r="0" b="5080"/>
+            <wp:docPr id="12" name="Picture 12"/>
+            <wp:cNvGraphicFramePr>
+              <a:graphicFrameLocks xmlns:a="http://schemas.openxmlformats.org/drawingml/2006/main" noChangeAspect="1"/>
+            </wp:cNvGraphicFramePr>
+            <a:graphic xmlns:a="http://schemas.openxmlformats.org/drawingml/2006/main">
+              <a:graphicData uri="http://schemas.openxmlformats.org/drawingml/2006/picture">
+                <pic:pic xmlns:pic="http://schemas.openxmlformats.org/drawingml/2006/picture">
+                  <pic:nvPicPr>
+                    <pic:cNvPr id="1" name=""/>
+                    <pic:cNvPicPr/>
+                  </pic:nvPicPr>
+                  <pic:blipFill>
+                    <a:blip r:embed="rId19"/>
+                    <a:stretch>
+                      <a:fillRect/>
+                    </a:stretch>
+                  </pic:blipFill>
+                  <pic:spPr>
+                    <a:xfrm>
+                      <a:off x="0" y="0"/>
+                      <a:ext cx="5943600" cy="4719320"/>
+                    </a:xfrm>
+                    <a:prstGeom prst="rect">
+                      <a:avLst/>
+                    </a:prstGeom>
+                  </pic:spPr>
+                </pic:pic>
+              </a:graphicData>
+            </a:graphic>
+          </wp:inline>
+        </w:drawing>
+      </w:r>
+    </w:p>
+    <w:p>
+      <w:r>
+        <w:t>Click on First Box Install suggested plugins</w:t>
+      </w:r>
+    </w:p>
+    <w:p>
+      <w:r>
+        <w:t>Once Installation is completed following screen will appear</w:t>
+      </w:r>
+    </w:p>
+    <w:p>
+      <w:r>
+        <w:rPr>
+          <w:noProof/>
+        </w:rPr>
+        <w:lastRenderedPageBreak/>
+        <w:drawing>
+          <wp:inline distT="0" distB="0" distL="0" distR="0" wp14:anchorId="4454E95E" wp14:editId="08898781">
+            <wp:extent cx="5943600" cy="4744720"/>
+            <wp:effectExtent l="0" t="0" r="0" b="0"/>
+            <wp:docPr id="13" name="Picture 13"/>
+            <wp:cNvGraphicFramePr>
+              <a:graphicFrameLocks xmlns:a="http://schemas.openxmlformats.org/drawingml/2006/main" noChangeAspect="1"/>
+            </wp:cNvGraphicFramePr>
+            <a:graphic xmlns:a="http://schemas.openxmlformats.org/drawingml/2006/main">
+              <a:graphicData uri="http://schemas.openxmlformats.org/drawingml/2006/picture">
+                <pic:pic xmlns:pic="http://schemas.openxmlformats.org/drawingml/2006/picture">
+                  <pic:nvPicPr>
+                    <pic:cNvPr id="1" name=""/>
+                    <pic:cNvPicPr/>
+                  </pic:nvPicPr>
+                  <pic:blipFill>
+                    <a:blip r:embed="rId20"/>
+                    <a:stretch>
+                      <a:fillRect/>
+                    </a:stretch>
+                  </pic:blipFill>
+                  <pic:spPr>
+                    <a:xfrm>
+                      <a:off x="0" y="0"/>
+                      <a:ext cx="5943600" cy="4744720"/>
+                    </a:xfrm>
+                    <a:prstGeom prst="rect">
+                      <a:avLst/>
+                    </a:prstGeom>
+                  </pic:spPr>
+                </pic:pic>
+              </a:graphicData>
+            </a:graphic>
+          </wp:inline>
+        </w:drawing>
+      </w:r>
+    </w:p>
+    <w:p>
+      <w:r>
+        <w:t>Create a username by your initials and assign password and do not forget it.</w:t>
+      </w:r>
+    </w:p>
+    <w:p>
+      <w:r>
+        <w:t>Click on Save and Continue</w:t>
+      </w:r>
+    </w:p>
+    <w:p>
+      <w:r>
+        <w:rPr>
+          <w:noProof/>
+        </w:rPr>
+        <w:lastRenderedPageBreak/>
+        <w:drawing>
+          <wp:inline distT="0" distB="0" distL="0" distR="0" wp14:anchorId="1F2016DD" wp14:editId="2D19DC33">
+            <wp:extent cx="5943600" cy="4744720"/>
+            <wp:effectExtent l="0" t="0" r="0" b="0"/>
+            <wp:docPr id="14" name="Picture 14"/>
+            <wp:cNvGraphicFramePr>
+              <a:graphicFrameLocks xmlns:a="http://schemas.openxmlformats.org/drawingml/2006/main" noChangeAspect="1"/>
+            </wp:cNvGraphicFramePr>
+            <a:graphic xmlns:a="http://schemas.openxmlformats.org/drawingml/2006/main">
+              <a:graphicData uri="http://schemas.openxmlformats.org/drawingml/2006/picture">
+                <pic:pic xmlns:pic="http://schemas.openxmlformats.org/drawingml/2006/picture">
+                  <pic:nvPicPr>
+                    <pic:cNvPr id="1" name=""/>
+                    <pic:cNvPicPr/>
+                  </pic:nvPicPr>
+                  <pic:blipFill>
+                    <a:blip r:embed="rId21"/>
+                    <a:stretch>
+                      <a:fillRect/>
+                    </a:stretch>
+                  </pic:blipFill>
+                  <pic:spPr>
+                    <a:xfrm>
+                      <a:off x="0" y="0"/>
+                      <a:ext cx="5943600" cy="4744720"/>
+                    </a:xfrm>
+                    <a:prstGeom prst="rect">
+                      <a:avLst/>
+                    </a:prstGeom>
+                  </pic:spPr>
+                </pic:pic>
+              </a:graphicData>
+            </a:graphic>
+          </wp:inline>
+        </w:drawing>
+      </w:r>
+    </w:p>
+    <w:p>
+      <w:r>
+        <w:t>Click on Save and Finish.</w:t>
+      </w:r>
+    </w:p>
+    <w:p>
+      <w:r>
+        <w:t>Click on Start Using Jenkins.</w:t>
+      </w:r>
+    </w:p>
+    <w:p/>
+    <w:p/>
     <w:p>
       <w:r>
         <w:t>Jenkins First Job Creation.</w:t>
@@ -481,6 +991,7 @@
         <w:rPr>
           <w:noProof/>
         </w:rPr>
+        <w:lastRenderedPageBreak/>
         <w:drawing>
           <wp:inline distT="0" distB="0" distL="0" distR="0" wp14:anchorId="5F890843" wp14:editId="5FE2AF64">
             <wp:extent cx="5731510" cy="2226945"/>
@@ -497,7 +1008,7 @@
                     <pic:cNvPicPr/>
                   </pic:nvPicPr>
                   <pic:blipFill>
-                    <a:blip r:embed="rId8"/>
+                    <a:blip r:embed="rId22"/>
                     <a:stretch>
                       <a:fillRect/>
                     </a:stretch>
@@ -539,7 +1050,7 @@
                     <pic:cNvPicPr/>
                   </pic:nvPicPr>
                   <pic:blipFill>
-                    <a:blip r:embed="rId9"/>
+                    <a:blip r:embed="rId23"/>
                     <a:stretch>
                       <a:fillRect/>
                     </a:stretch>
@@ -562,7 +1073,6 @@
     </w:p>
     <w:p>
       <w:r>
-        <w:lastRenderedPageBreak/>
         <w:t>Give Some description and scroll down.</w:t>
       </w:r>
     </w:p>
@@ -592,7 +1102,7 @@
                     <pic:cNvPicPr/>
                   </pic:nvPicPr>
                   <pic:blipFill>
-                    <a:blip r:embed="rId10"/>
+                    <a:blip r:embed="rId24"/>
                     <a:stretch>
                       <a:fillRect/>
                     </a:stretch>
@@ -623,6 +1133,7 @@
         <w:rPr>
           <w:noProof/>
         </w:rPr>
+        <w:lastRenderedPageBreak/>
         <w:drawing>
           <wp:inline distT="0" distB="0" distL="0" distR="0" wp14:anchorId="25C7F58B" wp14:editId="727AF519">
             <wp:extent cx="5731510" cy="1468755"/>
@@ -639,7 +1150,7 @@
                     <pic:cNvPicPr/>
                   </pic:nvPicPr>
                   <pic:blipFill>
-                    <a:blip r:embed="rId11"/>
+                    <a:blip r:embed="rId25"/>
                     <a:stretch>
                       <a:fillRect/>
                     </a:stretch>
@@ -686,7 +1197,7 @@
                     <pic:cNvPicPr/>
                   </pic:nvPicPr>
                   <pic:blipFill>
-                    <a:blip r:embed="rId12"/>
+                    <a:blip r:embed="rId26"/>
                     <a:stretch>
                       <a:fillRect/>
                     </a:stretch>
@@ -709,7 +1220,6 @@
     </w:p>
     <w:p>
       <w:r>
-        <w:lastRenderedPageBreak/>
         <w:t>Click on Console Output.</w:t>
       </w:r>
     </w:p>
@@ -734,7 +1244,7 @@
                     <pic:cNvPicPr/>
                   </pic:nvPicPr>
                   <pic:blipFill>
-                    <a:blip r:embed="rId13"/>
+                    <a:blip r:embed="rId27"/>
                     <a:stretch>
                       <a:fillRect/>
                     </a:stretch>
@@ -757,6 +1267,7 @@
     </w:p>
     <w:p>
       <w:r>
+        <w:lastRenderedPageBreak/>
         <w:t>CI pipeline:</w:t>
       </w:r>
     </w:p>
@@ -786,7 +1297,7 @@
                     <pic:cNvPicPr/>
                   </pic:nvPicPr>
                   <pic:blipFill>
-                    <a:blip r:embed="rId14"/>
+                    <a:blip r:embed="rId28"/>
                     <a:stretch>
                       <a:fillRect/>
                     </a:stretch>
@@ -834,7 +1345,7 @@
                     <pic:cNvPicPr/>
                   </pic:nvPicPr>
                   <pic:blipFill>
-                    <a:blip r:embed="rId15"/>
+                    <a:blip r:embed="rId29"/>
                     <a:stretch>
                       <a:fillRect/>
                     </a:stretch>
@@ -857,7 +1368,6 @@
     </w:p>
     <w:p>
       <w:r>
-        <w:lastRenderedPageBreak/>
         <w:t>Select Hello World from the DropDown in Right Hand Side. And Click on Save.</w:t>
       </w:r>
     </w:p>
@@ -882,7 +1392,7 @@
                     <pic:cNvPicPr/>
                   </pic:nvPicPr>
                   <pic:blipFill>
-                    <a:blip r:embed="rId16"/>
+                    <a:blip r:embed="rId30"/>
                     <a:stretch>
                       <a:fillRect/>
                     </a:stretch>
@@ -913,6 +1423,7 @@
         <w:rPr>
           <w:noProof/>
         </w:rPr>
+        <w:lastRenderedPageBreak/>
         <w:drawing>
           <wp:inline distT="0" distB="0" distL="0" distR="0" wp14:anchorId="776077D5" wp14:editId="7202F6D2">
             <wp:extent cx="5731510" cy="2729865"/>
@@ -929,7 +1440,7 @@
                     <pic:cNvPicPr/>
                   </pic:nvPicPr>
                   <pic:blipFill>
-                    <a:blip r:embed="rId17"/>
+                    <a:blip r:embed="rId31"/>
                     <a:stretch>
                       <a:fillRect/>
                     </a:stretch>
@@ -960,7 +1471,6 @@
         <w:rPr>
           <w:noProof/>
         </w:rPr>
-        <w:lastRenderedPageBreak/>
         <w:drawing>
           <wp:inline distT="0" distB="0" distL="0" distR="0" wp14:anchorId="0AD204D2" wp14:editId="1C97BE30">
             <wp:extent cx="5731510" cy="3650615"/>
@@ -977,7 +1487,7 @@
                     <pic:cNvPicPr/>
                   </pic:nvPicPr>
                   <pic:blipFill>
-                    <a:blip r:embed="rId18"/>
+                    <a:blip r:embed="rId32"/>
                     <a:stretch>
                       <a:fillRect/>
                     </a:stretch>
@@ -1008,6 +1518,7 @@
         <w:rPr>
           <w:noProof/>
         </w:rPr>
+        <w:lastRenderedPageBreak/>
         <w:drawing>
           <wp:inline distT="0" distB="0" distL="0" distR="0" wp14:anchorId="7CA3386F" wp14:editId="46BF25DE">
             <wp:extent cx="5731510" cy="2583180"/>
@@ -1024,7 +1535,7 @@
                     <pic:cNvPicPr/>
                   </pic:nvPicPr>
                   <pic:blipFill>
-                    <a:blip r:embed="rId19"/>
+                    <a:blip r:embed="rId33"/>
                     <a:stretch>
                       <a:fillRect/>
                     </a:stretch>
@@ -1059,7 +1570,9 @@
     </w:p>
     <w:p>
       <w:r>
-        <w:lastRenderedPageBreak/>
+        <w:rPr>
+          <w:noProof/>
+        </w:rPr>
         <w:drawing>
           <wp:inline distT="0" distB="0" distL="0" distR="0" wp14:anchorId="2DFB6FFB" wp14:editId="65768634">
             <wp:extent cx="5731510" cy="3289300"/>
@@ -1076,7 +1589,7 @@
                     <pic:cNvPicPr/>
                   </pic:nvPicPr>
                   <pic:blipFill>
-                    <a:blip r:embed="rId20"/>
+                    <a:blip r:embed="rId34"/>
                     <a:stretch>
                       <a:fillRect/>
                     </a:stretch>
@@ -1099,7 +1612,7 @@
     </w:p>
     <w:p/>
     <w:p>
-      <w:hyperlink r:id="rId21" w:history="1">
+      <w:hyperlink r:id="rId35" w:history="1">
         <w:r>
           <w:rPr>
             <w:rStyle w:val="Hyperlink"/>
@@ -1139,7 +1652,7 @@
           <w:bCs/>
         </w:rPr>
       </w:pPr>
-      <w:hyperlink r:id="rId22" w:anchor="option-1-install-or-update-wsl-via-the-terminal" w:history="1">
+      <w:hyperlink r:id="rId36" w:anchor="option-1-install-or-update-wsl-via-the-terminal" w:history="1">
         <w:r>
           <w:rPr>
             <w:rStyle w:val="Hyperlink"/>
@@ -1156,6 +1669,7 @@
         </w:numPr>
       </w:pPr>
       <w:r>
+        <w:lastRenderedPageBreak/>
         <w:t>Open PowerShell or Windows Command Prompt in administrator mode.</w:t>
       </w:r>
     </w:p>
@@ -1169,7 +1683,7 @@
       <w:r>
         <w:t>Run either the install or update command. You may be prompted to restart your machine. For more information, refer to </w:t>
       </w:r>
-      <w:hyperlink r:id="rId23" w:history="1">
+      <w:hyperlink r:id="rId37" w:history="1">
         <w:r>
           <w:rPr>
             <w:rStyle w:val="Hyperlink"/>
@@ -1198,7 +1712,7 @@
           <w:bCs/>
         </w:rPr>
       </w:pPr>
-      <w:hyperlink r:id="rId24" w:anchor="option-2-install-wsl-via-the-msi-package" w:history="1">
+      <w:hyperlink r:id="rId38" w:anchor="option-2-install-wsl-via-the-msi-package" w:history="1">
         <w:r>
           <w:rPr>
             <w:rStyle w:val="Hyperlink"/>
@@ -1222,7 +1736,7 @@
       <w:r>
         <w:t>Go to the official </w:t>
       </w:r>
-      <w:hyperlink r:id="rId25" w:history="1">
+      <w:hyperlink r:id="rId39" w:history="1">
         <w:r>
           <w:rPr>
             <w:rStyle w:val="Hyperlink"/>
@@ -1267,7 +1781,7 @@
       </w:r>
     </w:p>
     <w:p>
-      <w:hyperlink r:id="rId26" w:history="1">
+      <w:hyperlink r:id="rId40" w:history="1">
         <w:r>
           <w:rPr>
             <w:rStyle w:val="Hyperlink"/>
@@ -1283,7 +1797,7 @@
       </w:r>
     </w:p>
     <w:p>
-      <w:hyperlink r:id="rId27" w:history="1">
+      <w:hyperlink r:id="rId41" w:history="1">
         <w:r>
           <w:rPr>
             <w:rStyle w:val="Hyperlink"/>
@@ -1313,7 +1827,7 @@
                     <pic:cNvPicPr/>
                   </pic:nvPicPr>
                   <pic:blipFill>
-                    <a:blip r:embed="rId28"/>
+                    <a:blip r:embed="rId42"/>
                     <a:stretch>
                       <a:fillRect/>
                     </a:stretch>
@@ -1360,7 +1874,7 @@
                     <pic:cNvPicPr/>
                   </pic:nvPicPr>
                   <pic:blipFill>
-                    <a:blip r:embed="rId29"/>
+                    <a:blip r:embed="rId43"/>
                     <a:stretch>
                       <a:fillRect/>
                     </a:stretch>
@@ -1383,6 +1897,7 @@
     </w:p>
     <w:p>
       <w:r>
+        <w:lastRenderedPageBreak/>
         <w:t>Restart windows system if docker command is not working.</w:t>
       </w:r>
     </w:p>
@@ -1421,7 +1936,7 @@
       <w:r>
         <w:t xml:space="preserve">Add the official repository using </w:t>
       </w:r>
-      <w:hyperlink r:id="rId30" w:tgtFrame="_blank" w:history="1">
+      <w:hyperlink r:id="rId44" w:tgtFrame="_blank" w:history="1">
         <w:r>
           <w:rPr>
             <w:rStyle w:val="Hyperlink"/>
@@ -1479,7 +1994,6 @@
           <w:b/>
           <w:bCs/>
         </w:rPr>
-        <w:lastRenderedPageBreak/>
         <w:t>Post-Installation</w:t>
       </w:r>
     </w:p>
@@ -1582,6 +2096,7 @@
           <w:b/>
           <w:bCs/>
         </w:rPr>
+        <w:lastRenderedPageBreak/>
         <w:t>Docker Image</w:t>
       </w:r>
       <w:r>
@@ -1623,7 +2138,7 @@
       <w:r>
         <w:t xml:space="preserve">: A storage and distribution system for Docker images. </w:t>
       </w:r>
-      <w:hyperlink r:id="rId31" w:tgtFrame="_blank" w:history="1">
+      <w:hyperlink r:id="rId45" w:tgtFrame="_blank" w:history="1">
         <w:r>
           <w:rPr>
             <w:rStyle w:val="Hyperlink"/>
@@ -1717,7 +2232,6 @@
           <w:b/>
           <w:bCs/>
         </w:rPr>
-        <w:lastRenderedPageBreak/>
         <w:t>#</w:t>
       </w:r>
     </w:p>
@@ -2135,6 +2649,7 @@
           <w:sz w:val="16"/>
           <w:szCs w:val="16"/>
         </w:rPr>
+        <w:lastRenderedPageBreak/>
         <w:t>CMD [“nginx”, “-g”, “daemon off;”]</w:t>
       </w:r>
     </w:p>
@@ -2423,7 +2938,6 @@
           <w:sz w:val="16"/>
           <w:szCs w:val="16"/>
         </w:rPr>
-        <w:lastRenderedPageBreak/>
         <w:t>VOLUME — Creates a mount point within the Container linking it back to file systems accessible by the Docker Host. New Volumes get populated with the pre-existing contents of the specified location in the image. It is specially relevant to mention is that defining Volumes in a Dockerfile can lead to issues. Volumes should be managed with docker-compose or “docker run” commands. Volumes are optional. If your application does not have any state (and most web applications work like this) then you don’t need to use volumes.</w:t>
       </w:r>
     </w:p>
@@ -2632,7 +3146,7 @@
                     <pic:cNvPicPr/>
                   </pic:nvPicPr>
                   <pic:blipFill>
-                    <a:blip r:embed="rId32"/>
+                    <a:blip r:embed="rId46"/>
                     <a:stretch>
                       <a:fillRect/>
                     </a:stretch>
@@ -2769,7 +3283,6 @@
     </w:p>
     <w:p>
       <w:r>
-        <w:lastRenderedPageBreak/>
         <w:t xml:space="preserve">    ports:</w:t>
       </w:r>
     </w:p>
@@ -7183,6 +7696,19 @@
       <w:shd w:val="clear" w:color="auto" w:fill="E1DFDD"/>
     </w:rPr>
   </w:style>
+  <w:style w:type="character" w:styleId="HTMLCode">
+    <w:name w:val="HTML Code"/>
+    <w:basedOn w:val="DefaultParagraphFont"/>
+    <w:uiPriority w:val="99"/>
+    <w:semiHidden/>
+    <w:unhideWhenUsed/>
+    <w:rsid w:val="007B12EC"/>
+    <w:rPr>
+      <w:rFonts w:ascii="Courier New" w:eastAsia="Times New Roman" w:hAnsi="Courier New" w:cs="Courier New"/>
+      <w:sz w:val="20"/>
+      <w:szCs w:val="20"/>
+    </w:rPr>
+  </w:style>
 </w:styles>
 </file>
 
